--- a/documents/Haverton Recruitment/6 Temporary Staffing Drafts/Client Terms For Temporary Supply.docx
+++ b/documents/Haverton Recruitment/6 Temporary Staffing Drafts/Client Terms For Temporary Supply.docx
@@ -230,7 +230,57 @@
         <w:t xml:space="preserve">2.2	</w:t>
       </w:r>
       <w:r>
-        <w:t xml:space="preserve">Timesheets must be approved within [48 hours]. Invoices are issued [weekly] and payable within [14] days. We may stop supply if invoices are overdue or your credit limit is reached.</w:t>
+        <w:t xml:space="preserve">Timesheets must be approved within [48 hours] of the end of each week. We invoice </w:t>
+      </w:r>
+      <w:r>
+        <w:rPr>
+          <w:b/>
+          <w:bCs/>
+        </w:rPr>
+        <w:t xml:space="preserve">weekly</w:t>
+      </w:r>
+      <w:r>
+        <w:t xml:space="preserve"> and invoices are payable within </w:t>
+      </w:r>
+      <w:r>
+        <w:rPr>
+          <w:b/>
+          <w:bCs/>
+        </w:rPr>
+        <w:t xml:space="preserve">7 days</w:t>
+      </w:r>
+      <w:r>
+        <w:t xml:space="preserve">. We will not supply any shift while an invoice is overdue or your credit limit is reached.</w:t>
+      </w:r>
+    </w:p>
+    <w:p>
+      <w:pPr>
+        <w:tabs>
+          <w:tab w:val="left" w:pos="720"/>
+        </w:tabs>
+        <w:spacing w:after="120" w:line="290"/>
+        <w:ind w:left="720" w:hanging="720"/>
+      </w:pPr>
+      <w:r>
+        <w:t xml:space="preserve">2.3	</w:t>
+      </w:r>
+      <w:r>
+        <w:t xml:space="preserve">Night, weekend and bank holiday shifts are charged at the separate rates in the rate schedule. Mileage between community visits is charged at [45p] a mile where agreed in the booking. [confirm]</w:t>
+      </w:r>
+    </w:p>
+    <w:p>
+      <w:pPr>
+        <w:tabs>
+          <w:tab w:val="left" w:pos="720"/>
+        </w:tabs>
+        <w:spacing w:after="120" w:line="290"/>
+        <w:ind w:left="720" w:hanging="720"/>
+      </w:pPr>
+      <w:r>
+        <w:t xml:space="preserve">2.4	</w:t>
+      </w:r>
+      <w:r>
+        <w:t xml:space="preserve">We pay workers for work done even if you have not yet paid us. Late payment interest applies under the Late Payment of Commercial Debts (Interest) Act 1998.</w:t>
       </w:r>
     </w:p>
     <w:p>
@@ -966,7 +1016,7 @@
         <w:sz w:val="16"/>
         <w:szCs w:val="16"/>
       </w:rPr>
-      <w:t xml:space="preserve">NOT FOR USE until the Go Live Gate is signed | Draft for solicitor review | Version 1.0 | Page </w:t>
+      <w:t xml:space="preserve">NOT FOR USE until the Go Live Gate is signed | Draft for solicitor review | Version 1.1 | Page </w:t>
     </w:r>
     <w:r>
       <w:rPr>
